--- a/ProgrammingLanguageFinal.docx
+++ b/ProgrammingLanguageFinal.docx
@@ -1,6 +1,6 @@
 
 <file path=word/document.xml><?xml version="1.0" encoding="utf-8"?>
-<w:document xmlns:wpc="http://schemas.microsoft.com/office/word/2010/wordprocessingCanvas" xmlns:cx="http://schemas.microsoft.com/office/drawing/2014/chartex" xmlns:cx1="http://schemas.microsoft.com/office/drawing/2015/9/8/chartex" xmlns:cx2="http://schemas.microsoft.com/office/drawing/2015/10/21/chartex" xmlns:cx3="http://schemas.microsoft.com/office/drawing/2016/5/9/chartex" xmlns:cx4="http://schemas.microsoft.com/office/drawing/2016/5/10/chartex" xmlns:cx5="http://schemas.microsoft.com/office/drawing/2016/5/11/chartex" xmlns:cx6="http://schemas.microsoft.com/office/drawing/2016/5/12/chartex" xmlns:cx7="http://schemas.microsoft.com/office/drawing/2016/5/13/chartex" xmlns:cx8="http://schemas.microsoft.com/office/drawing/2016/5/14/chartex" xmlns:mc="http://schemas.openxmlformats.org/markup-compatibility/2006" xmlns:aink="http://schemas.microsoft.com/office/drawing/2016/ink" xmlns:am3d="http://schemas.microsoft.com/office/drawing/2017/model3d" xmlns:o="urn:schemas-microsoft-com:office:office" xmlns:oel="http://schemas.microsoft.com/office/2019/extlst" xmlns:r="http://schemas.openxmlformats.org/officeDocument/2006/relationships" xmlns:m="http://schemas.openxmlformats.org/officeDocument/2006/math" xmlns:v="urn:schemas-microsoft-com:vml" xmlns:wp14="http://schemas.microsoft.com/office/word/2010/wordprocessingDrawing" xmlns:wp="http://schemas.openxmlformats.org/drawingml/2006/wordprocessingDrawing" xmlns:w10="urn:schemas-microsoft-com:office:word" xmlns:w="http://schemas.openxmlformats.org/wordprocessingml/2006/main" xmlns:w14="http://schemas.microsoft.com/office/word/2010/wordml" xmlns:w15="http://schemas.microsoft.com/office/word/2012/wordml" xmlns:w16cex="http://schemas.microsoft.com/office/word/2018/wordml/cex" xmlns:w16cid="http://schemas.microsoft.com/office/word/2016/wordml/cid" xmlns:w16="http://schemas.microsoft.com/office/word/2018/wordml" xmlns:w16du="http://schemas.microsoft.com/office/word/2023/wordml/word16du" xmlns:w16sdtdh="http://schemas.microsoft.com/office/word/2020/wordml/sdtdatahash" xmlns:w16se="http://schemas.microsoft.com/office/word/2015/wordml/symex" xmlns:wpg="http://schemas.microsoft.com/office/word/2010/wordprocessingGroup" xmlns:wpi="http://schemas.microsoft.com/office/word/2010/wordprocessingInk" xmlns:wne="http://schemas.microsoft.com/office/word/2006/wordml" xmlns:wps="http://schemas.microsoft.com/office/word/2010/wordprocessingShape" mc:Ignorable="w14 w15 w16se w16cid w16 w16cex w16sdtdh w16du wp14">
+<w:document xmlns:wpc="http://schemas.microsoft.com/office/word/2010/wordprocessingCanvas" xmlns:cx="http://schemas.microsoft.com/office/drawing/2014/chartex" xmlns:cx1="http://schemas.microsoft.com/office/drawing/2015/9/8/chartex" xmlns:cx2="http://schemas.microsoft.com/office/drawing/2015/10/21/chartex" xmlns:cx3="http://schemas.microsoft.com/office/drawing/2016/5/9/chartex" xmlns:cx4="http://schemas.microsoft.com/office/drawing/2016/5/10/chartex" xmlns:cx5="http://schemas.microsoft.com/office/drawing/2016/5/11/chartex" xmlns:cx6="http://schemas.microsoft.com/office/drawing/2016/5/12/chartex" xmlns:cx7="http://schemas.microsoft.com/office/drawing/2016/5/13/chartex" xmlns:cx8="http://schemas.microsoft.com/office/drawing/2016/5/14/chartex" xmlns:mc="http://schemas.openxmlformats.org/markup-compatibility/2006" xmlns:aink="http://schemas.microsoft.com/office/drawing/2016/ink" xmlns:am3d="http://schemas.microsoft.com/office/drawing/2017/model3d" xmlns:o="urn:schemas-microsoft-com:office:office" xmlns:oel="http://schemas.microsoft.com/office/2019/extlst" xmlns:r="http://schemas.openxmlformats.org/officeDocument/2006/relationships" xmlns:m="http://schemas.openxmlformats.org/officeDocument/2006/math" xmlns:v="urn:schemas-microsoft-com:vml" xmlns:wp14="http://schemas.microsoft.com/office/word/2010/wordprocessingDrawing" xmlns:wp="http://schemas.openxmlformats.org/drawingml/2006/wordprocessingDrawing" xmlns:w10="urn:schemas-microsoft-com:office:word" xmlns:w="http://schemas.openxmlformats.org/wordprocessingml/2006/main" xmlns:w14="http://schemas.microsoft.com/office/word/2010/wordml" xmlns:w15="http://schemas.microsoft.com/office/word/2012/wordml" xmlns:w16cex="http://schemas.microsoft.com/office/word/2018/wordml/cex" xmlns:w16cid="http://schemas.microsoft.com/office/word/2016/wordml/cid" xmlns:w16="http://schemas.microsoft.com/office/word/2018/wordml" xmlns:w16du="http://schemas.microsoft.com/office/word/2023/wordml/word16du" xmlns:w16sdtdh="http://schemas.microsoft.com/office/word/2020/wordml/sdtdatahash" xmlns:w16sdtfl="http://schemas.microsoft.com/office/word/2024/wordml/sdtformatlock" xmlns:w16se="http://schemas.microsoft.com/office/word/2015/wordml/symex" xmlns:wpg="http://schemas.microsoft.com/office/word/2010/wordprocessingGroup" xmlns:wpi="http://schemas.microsoft.com/office/word/2010/wordprocessingInk" xmlns:wne="http://schemas.microsoft.com/office/word/2006/wordml" xmlns:wps="http://schemas.microsoft.com/office/word/2010/wordprocessingShape" mc:Ignorable="w14 w15 w16se w16cid w16 w16cex w16sdtdh w16sdtfl w16du wp14">
   <w:body>
     <w:sdt>
       <w:sdtPr>
@@ -505,7 +505,7 @@
                                     <w:rtl/>
                                     <w:lang w:bidi="he-IL"/>
                                   </w:rPr>
-                                  <w:t>עידן נוישול 207813635</w:t>
+                                  <w:t xml:space="preserve">עידן נוישול </w:t>
                                 </w:r>
                               </w:p>
                               <w:p>
@@ -532,7 +532,7 @@
                                     <w:rtl/>
                                     <w:lang w:bidi="he-IL"/>
                                   </w:rPr>
-                                  <w:t>ספיר גילני 322358284</w:t>
+                                  <w:t xml:space="preserve">ספיר גילני </w:t>
                                 </w:r>
                               </w:p>
                               <w:p>
@@ -770,7 +770,7 @@
                               <w:rtl/>
                               <w:lang w:bidi="he-IL"/>
                             </w:rPr>
-                            <w:t>עידן נוישול 207813635</w:t>
+                            <w:t xml:space="preserve">עידן נוישול </w:t>
                           </w:r>
                         </w:p>
                         <w:p>
@@ -797,7 +797,7 @@
                               <w:rtl/>
                               <w:lang w:bidi="he-IL"/>
                             </w:rPr>
-                            <w:t>ספיר גילני 322358284</w:t>
+                            <w:t xml:space="preserve">ספיר גילני </w:t>
                           </w:r>
                         </w:p>
                         <w:p>
@@ -1261,7 +1261,6 @@
                 <w:rPr>
                   <w:rFonts w:eastAsiaTheme="minorEastAsia"/>
                   <w:rtl/>
-                  <w:lang/>
                 </w:rPr>
               </w:pPr>
               <w:r>
@@ -1285,7 +1284,6 @@
                   <w:rPr>
                     <w:rFonts w:eastAsiaTheme="minorEastAsia"/>
                     <w:rtl/>
-                    <w:lang/>
                   </w:rPr>
                   <w:tab/>
                 </w:r>
@@ -1378,7 +1376,6 @@
                 <w:rPr>
                   <w:rFonts w:eastAsiaTheme="minorEastAsia"/>
                   <w:rtl/>
-                  <w:lang/>
                 </w:rPr>
               </w:pPr>
               <w:hyperlink w:anchor="_Toc175071169" w:history="1">
@@ -1393,7 +1390,6 @@
                   <w:rPr>
                     <w:rFonts w:eastAsiaTheme="minorEastAsia"/>
                     <w:rtl/>
-                    <w:lang/>
                   </w:rPr>
                   <w:tab/>
                 </w:r>
@@ -1492,7 +1488,6 @@
                 <w:rPr>
                   <w:rFonts w:eastAsiaTheme="minorEastAsia"/>
                   <w:rtl/>
-                  <w:lang/>
                 </w:rPr>
               </w:pPr>
               <w:hyperlink w:anchor="_Toc175071170" w:history="1">
@@ -1507,7 +1502,6 @@
                   <w:rPr>
                     <w:rFonts w:eastAsiaTheme="minorEastAsia"/>
                     <w:rtl/>
-                    <w:lang/>
                   </w:rPr>
                   <w:tab/>
                 </w:r>
@@ -1600,7 +1594,6 @@
                 <w:rPr>
                   <w:rFonts w:eastAsiaTheme="minorEastAsia"/>
                   <w:rtl/>
-                  <w:lang/>
                 </w:rPr>
               </w:pPr>
               <w:hyperlink w:anchor="_Toc175071171" w:history="1">
@@ -1614,7 +1607,6 @@
                   <w:rPr>
                     <w:rFonts w:eastAsiaTheme="minorEastAsia"/>
                     <w:rtl/>
-                    <w:lang/>
                   </w:rPr>
                   <w:tab/>
                 </w:r>
@@ -1710,7 +1702,6 @@
                   <w:sz w:val="24"/>
                   <w:szCs w:val="24"/>
                   <w:rtl/>
-                  <w:lang/>
                 </w:rPr>
               </w:pPr>
               <w:hyperlink w:anchor="_Toc175071176" w:history="1">
@@ -1730,7 +1721,6 @@
                     <w:sz w:val="24"/>
                     <w:szCs w:val="24"/>
                     <w:rtl/>
-                    <w:lang/>
                   </w:rPr>
                   <w:tab/>
                 </w:r>
@@ -1875,7 +1865,6 @@
                   <w:sz w:val="24"/>
                   <w:szCs w:val="24"/>
                   <w:rtl/>
-                  <w:lang/>
                 </w:rPr>
               </w:pPr>
               <w:hyperlink w:anchor="_Toc175071177" w:history="1">
@@ -1894,7 +1883,6 @@
                     <w:sz w:val="24"/>
                     <w:szCs w:val="24"/>
                     <w:rtl/>
-                    <w:lang/>
                   </w:rPr>
                   <w:tab/>
                 </w:r>
@@ -2022,7 +2010,6 @@
                   <w:sz w:val="24"/>
                   <w:szCs w:val="24"/>
                   <w:rtl/>
-                  <w:lang/>
                 </w:rPr>
               </w:pPr>
               <w:hyperlink w:anchor="_Toc175071178" w:history="1">
@@ -2041,7 +2028,6 @@
                     <w:sz w:val="24"/>
                     <w:szCs w:val="24"/>
                     <w:rtl/>
-                    <w:lang/>
                   </w:rPr>
                   <w:tab/>
                 </w:r>
@@ -2169,7 +2155,6 @@
                   <w:sz w:val="24"/>
                   <w:szCs w:val="24"/>
                   <w:rtl/>
-                  <w:lang/>
                 </w:rPr>
               </w:pPr>
               <w:hyperlink w:anchor="_Toc175071179" w:history="1">
@@ -2189,7 +2174,6 @@
                     <w:sz w:val="24"/>
                     <w:szCs w:val="24"/>
                     <w:rtl/>
-                    <w:lang/>
                   </w:rPr>
                   <w:tab/>
                 </w:r>
@@ -2317,7 +2301,6 @@
                 <w:rPr>
                   <w:rFonts w:eastAsiaTheme="minorEastAsia"/>
                   <w:rtl/>
-                  <w:lang/>
                 </w:rPr>
               </w:pPr>
               <w:hyperlink w:anchor="_Toc175071180" w:history="1">
@@ -2332,7 +2315,6 @@
                   <w:rPr>
                     <w:rFonts w:eastAsiaTheme="minorEastAsia"/>
                     <w:rtl/>
-                    <w:lang/>
                   </w:rPr>
                   <w:tab/>
                 </w:r>
@@ -2427,7 +2409,6 @@
                   <w:sz w:val="24"/>
                   <w:szCs w:val="24"/>
                   <w:rtl/>
-                  <w:lang/>
                 </w:rPr>
               </w:pPr>
               <w:hyperlink w:anchor="_Toc175071182" w:history="1">
@@ -2447,7 +2428,6 @@
                     <w:sz w:val="24"/>
                     <w:szCs w:val="24"/>
                     <w:rtl/>
-                    <w:lang/>
                   </w:rPr>
                   <w:tab/>
                 </w:r>
@@ -2567,7 +2547,6 @@
                   <w:sz w:val="24"/>
                   <w:szCs w:val="24"/>
                   <w:rtl/>
-                  <w:lang/>
                 </w:rPr>
               </w:pPr>
               <w:hyperlink w:anchor="_Toc175071183" w:history="1">
@@ -2587,7 +2566,6 @@
                     <w:sz w:val="24"/>
                     <w:szCs w:val="24"/>
                     <w:rtl/>
-                    <w:lang/>
                   </w:rPr>
                   <w:tab/>
                 </w:r>
@@ -2707,7 +2685,6 @@
                 <w:rPr>
                   <w:rFonts w:eastAsiaTheme="minorEastAsia"/>
                   <w:rtl/>
-                  <w:lang/>
                 </w:rPr>
               </w:pPr>
               <w:hyperlink w:anchor="_Toc175071184" w:history="1">
@@ -2722,7 +2699,6 @@
                   <w:rPr>
                     <w:rFonts w:eastAsiaTheme="minorEastAsia"/>
                     <w:rtl/>
-                    <w:lang/>
                   </w:rPr>
                   <w:tab/>
                 </w:r>
@@ -3723,7 +3699,6 @@
           <w:rFonts w:asciiTheme="majorHAnsi" w:hAnsiTheme="majorHAnsi" w:cs="David"/>
           <w:sz w:val="24"/>
           <w:szCs w:val="24"/>
-          <w:lang/>
         </w:rPr>
         <w:t>&lt;language_command&gt;</w:t>
       </w:r>
@@ -3733,7 +3708,6 @@
           <w:sz w:val="24"/>
           <w:szCs w:val="24"/>
           <w:rtl/>
-          <w:lang/>
         </w:rPr>
         <w:t>.</w:t>
       </w:r>
@@ -3748,7 +3722,6 @@
           <w:bCs/>
           <w:sz w:val="24"/>
           <w:szCs w:val="24"/>
-          <w:lang/>
         </w:rPr>
       </w:pPr>
       <w:r>
@@ -3758,7 +3731,6 @@
           <w:bCs/>
           <w:sz w:val="24"/>
           <w:szCs w:val="24"/>
-          <w:lang/>
         </w:rPr>
         <w:t>&lt;language_command&gt; ::= &lt;func_def&gt; | &lt;call_func&gt; | &lt;comment&gt; | &lt;printed_note&gt; | &lt;lambda&gt; | &lt;comp_expression&gt; | &lt;TT_EXIT&gt;</w:t>
       </w:r>
@@ -3773,7 +3745,6 @@
           <w:bCs/>
           <w:sz w:val="24"/>
           <w:szCs w:val="24"/>
-          <w:lang/>
         </w:rPr>
       </w:pPr>
       <w:r>
@@ -3783,7 +3754,6 @@
           <w:bCs/>
           <w:sz w:val="24"/>
           <w:szCs w:val="24"/>
-          <w:lang/>
         </w:rPr>
         <w:t>&lt;func_def&gt; ::= &lt;TT_FUNC&gt; &lt;func_name&gt; &lt;TT_FUNC&gt; &lt;args&gt; &lt;TT_FUNC_SIGN&gt; &lt;language_command&gt;</w:t>
       </w:r>
@@ -3798,7 +3768,6 @@
           <w:sz w:val="24"/>
           <w:szCs w:val="24"/>
           <w:rtl/>
-          <w:lang/>
         </w:rPr>
       </w:pPr>
     </w:p>
@@ -3812,7 +3781,6 @@
           <w:bCs/>
           <w:sz w:val="24"/>
           <w:szCs w:val="24"/>
-          <w:lang/>
         </w:rPr>
       </w:pPr>
       <w:r>
@@ -3822,7 +3790,6 @@
           <w:bCs/>
           <w:sz w:val="24"/>
           <w:szCs w:val="24"/>
-          <w:lang/>
         </w:rPr>
         <w:t>&lt;call_func&gt; ::= &lt;TT_CALL_FUNC&gt; &lt;func_name&gt; &lt;nested_func&gt;+ | &lt;TT_CALL_FUNC&gt; &lt;func_name&gt; &lt;nested_func&gt;+</w:t>
       </w:r>
@@ -3837,7 +3804,6 @@
           <w:bCs/>
           <w:sz w:val="24"/>
           <w:szCs w:val="24"/>
-          <w:lang/>
         </w:rPr>
       </w:pPr>
       <w:r>
@@ -3847,7 +3813,6 @@
           <w:bCs/>
           <w:sz w:val="24"/>
           <w:szCs w:val="24"/>
-          <w:lang/>
         </w:rPr>
         <w:t>&lt;arg_value&gt; ::= &lt;arg_value&gt; &lt;TT_COMMA&gt; &lt;atom&gt; | &lt;atom&gt;</w:t>
       </w:r>
@@ -3862,7 +3827,6 @@
           <w:bCs/>
           <w:sz w:val="24"/>
           <w:szCs w:val="24"/>
-          <w:lang/>
         </w:rPr>
       </w:pPr>
       <w:r>
@@ -3872,7 +3836,6 @@
           <w:bCs/>
           <w:sz w:val="24"/>
           <w:szCs w:val="24"/>
-          <w:lang/>
         </w:rPr>
         <w:t>&lt;nested_func&gt; ::= &lt;TT_FUNC_LBRACKET&gt; &lt;arg_value&gt; &lt;TT_FUNC_RBRACKET&gt; | &lt;TT_FUNC_LBRACKET&gt;  &lt;TT_FUNC_RBRACKET&gt;</w:t>
       </w:r>
@@ -3887,7 +3850,6 @@
           <w:bCs/>
           <w:sz w:val="24"/>
           <w:szCs w:val="24"/>
-          <w:lang/>
         </w:rPr>
       </w:pPr>
       <w:r>
@@ -3897,7 +3859,6 @@
           <w:bCs/>
           <w:sz w:val="24"/>
           <w:szCs w:val="24"/>
-          <w:lang/>
         </w:rPr>
         <w:t>&lt;atom&gt; ::= &lt;INT&gt; | &lt;TT_STRING&gt; | &lt;bool&gt;</w:t>
       </w:r>
@@ -3912,7 +3873,6 @@
           <w:bCs/>
           <w:sz w:val="24"/>
           <w:szCs w:val="24"/>
-          <w:lang/>
         </w:rPr>
       </w:pPr>
     </w:p>
@@ -3926,7 +3886,6 @@
           <w:bCs/>
           <w:sz w:val="24"/>
           <w:szCs w:val="24"/>
-          <w:lang/>
         </w:rPr>
       </w:pPr>
       <w:r>
@@ -3936,7 +3895,6 @@
           <w:bCs/>
           <w:sz w:val="24"/>
           <w:szCs w:val="24"/>
-          <w:lang/>
         </w:rPr>
         <w:t>&lt;comment&gt; ::= &lt;TT_COMMENT&gt; &lt;text&gt;*</w:t>
       </w:r>
@@ -3951,7 +3909,6 @@
           <w:bCs/>
           <w:sz w:val="24"/>
           <w:szCs w:val="24"/>
-          <w:lang/>
         </w:rPr>
       </w:pPr>
       <w:r>
@@ -3961,7 +3918,6 @@
           <w:bCs/>
           <w:sz w:val="24"/>
           <w:szCs w:val="24"/>
-          <w:lang/>
         </w:rPr>
         <w:t>&lt;text&gt; ::= &lt;TT_STRING&gt; | &lt;INT&gt; | &lt;TT_STRING&gt; &lt;text&gt; | &lt;INT&gt; &lt;text&gt;</w:t>
       </w:r>
@@ -3976,7 +3932,6 @@
           <w:bCs/>
           <w:sz w:val="24"/>
           <w:szCs w:val="24"/>
-          <w:lang/>
         </w:rPr>
       </w:pPr>
       <w:r>
@@ -3986,7 +3941,6 @@
           <w:bCs/>
           <w:sz w:val="24"/>
           <w:szCs w:val="24"/>
-          <w:lang/>
         </w:rPr>
         <w:t>&lt;printed_note&gt; ::= &lt;TT_PRINTED_NOTE&gt; &lt;text&gt;*</w:t>
       </w:r>
@@ -4001,7 +3955,6 @@
           <w:bCs/>
           <w:sz w:val="24"/>
           <w:szCs w:val="24"/>
-          <w:lang/>
         </w:rPr>
       </w:pPr>
       <w:r>
@@ -4011,7 +3964,6 @@
           <w:bCs/>
           <w:sz w:val="24"/>
           <w:szCs w:val="24"/>
-          <w:lang/>
         </w:rPr>
         <w:lastRenderedPageBreak/>
         <w:t>&lt;lambda&gt; ::= &lt;TT_LLAMBDA&gt; &lt;arg_name&gt; &lt;TT_LAMBDA_SIGN&gt; &lt;language_command&gt; &lt;TT_RLAMBDA&gt; &lt;nested_args&gt;+</w:t>
@@ -4027,7 +3979,6 @@
           <w:bCs/>
           <w:sz w:val="24"/>
           <w:szCs w:val="24"/>
-          <w:lang/>
         </w:rPr>
       </w:pPr>
       <w:r>
@@ -4037,7 +3988,6 @@
           <w:bCs/>
           <w:sz w:val="24"/>
           <w:szCs w:val="24"/>
-          <w:lang/>
         </w:rPr>
         <w:t xml:space="preserve">&lt;nested_args&gt; ::= &lt;TT_LPAREN&gt; &lt;arg_value&gt; &lt;TT_RPAREN&gt; | &lt;TT_LPAREN&gt; &lt;TT_RPAREN&gt; </w:t>
       </w:r>
@@ -4052,7 +4002,6 @@
           <w:bCs/>
           <w:sz w:val="24"/>
           <w:szCs w:val="24"/>
-          <w:lang/>
         </w:rPr>
       </w:pPr>
     </w:p>
@@ -4066,7 +4015,6 @@
           <w:bCs/>
           <w:sz w:val="24"/>
           <w:szCs w:val="24"/>
-          <w:lang/>
         </w:rPr>
       </w:pPr>
       <w:r>
@@ -4076,7 +4024,6 @@
           <w:bCs/>
           <w:sz w:val="24"/>
           <w:szCs w:val="24"/>
-          <w:lang/>
         </w:rPr>
         <w:t>&lt;comp_expression&gt; ::= &lt;TT_NOT&gt; &lt;comp_expression&gt; | &lt;second_expression&gt; &lt;AND_OR&gt; &lt;second_expression&gt; | &lt;second_expression&gt;</w:t>
       </w:r>
@@ -4091,7 +4038,6 @@
           <w:bCs/>
           <w:sz w:val="24"/>
           <w:szCs w:val="24"/>
-          <w:lang/>
         </w:rPr>
       </w:pPr>
       <w:r>
@@ -4101,7 +4047,6 @@
           <w:bCs/>
           <w:sz w:val="24"/>
           <w:szCs w:val="24"/>
-          <w:lang/>
         </w:rPr>
         <w:t>&lt;second_expression&gt; ::= &lt;first_expression&gt; &lt;BOOL_OPS&gt; &lt;first_expression&gt; | &lt;first_expression&gt; | &lt;second_expression&gt; &lt;BOOL_OPS&gt; &lt;second_expression&gt;</w:t>
       </w:r>
@@ -4116,7 +4061,6 @@
           <w:bCs/>
           <w:sz w:val="24"/>
           <w:szCs w:val="24"/>
-          <w:lang/>
         </w:rPr>
       </w:pPr>
       <w:r>
@@ -4126,7 +4070,6 @@
           <w:bCs/>
           <w:sz w:val="24"/>
           <w:szCs w:val="24"/>
-          <w:lang/>
         </w:rPr>
         <w:t>&lt;first_expression&gt; ::= &lt;factor&gt; &lt;PLUS_MINUS&gt; &lt;factor&gt; | &lt;factor&gt; | &lt;first_expression&gt; &lt;PLUS_MINUS&gt; &lt;first_expression&gt;</w:t>
       </w:r>
@@ -4141,7 +4084,6 @@
           <w:bCs/>
           <w:sz w:val="24"/>
           <w:szCs w:val="24"/>
-          <w:lang/>
         </w:rPr>
       </w:pPr>
       <w:r>
@@ -4151,7 +4093,6 @@
           <w:bCs/>
           <w:sz w:val="24"/>
           <w:szCs w:val="24"/>
-          <w:lang/>
         </w:rPr>
         <w:t>&lt;factor&gt; ::= &lt;INT&gt; | &lt;bool&gt; | &lt;TT_STRING&gt; | &lt;lambda&gt; | &lt;TT_LPAREN&gt; &lt;comp_expression&gt; &lt;TT_RPAREN&gt; | &lt;factor&gt; &lt;MUL_DIV_MOD&gt; &lt;factor&gt; | &lt;call_func&gt; | &lt;lambda&gt;</w:t>
       </w:r>
@@ -4166,7 +4107,6 @@
           <w:bCs/>
           <w:sz w:val="24"/>
           <w:szCs w:val="24"/>
-          <w:lang/>
         </w:rPr>
       </w:pPr>
     </w:p>
@@ -4180,7 +4120,6 @@
           <w:bCs/>
           <w:sz w:val="24"/>
           <w:szCs w:val="24"/>
-          <w:lang/>
         </w:rPr>
       </w:pPr>
       <w:r>
@@ -4190,7 +4129,6 @@
           <w:bCs/>
           <w:sz w:val="24"/>
           <w:szCs w:val="24"/>
-          <w:lang/>
         </w:rPr>
         <w:t>&lt;TT_FUNC&gt; ::=  &lt;whitespace&gt;* "$"  &lt;whitespace&gt;*</w:t>
       </w:r>
@@ -4205,7 +4143,6 @@
           <w:bCs/>
           <w:sz w:val="24"/>
           <w:szCs w:val="24"/>
-          <w:lang/>
         </w:rPr>
       </w:pPr>
       <w:r>
@@ -4215,7 +4152,6 @@
           <w:bCs/>
           <w:sz w:val="24"/>
           <w:szCs w:val="24"/>
-          <w:lang/>
         </w:rPr>
         <w:t>&lt;func_name&gt; ::=  &lt;whitespace&gt;* &lt;TT_STRING&gt;  &lt;whitespace&gt;*</w:t>
       </w:r>
@@ -4230,7 +4166,6 @@
           <w:bCs/>
           <w:sz w:val="24"/>
           <w:szCs w:val="24"/>
-          <w:lang/>
         </w:rPr>
       </w:pPr>
       <w:r>
@@ -4240,7 +4175,6 @@
           <w:bCs/>
           <w:sz w:val="24"/>
           <w:szCs w:val="24"/>
-          <w:lang/>
         </w:rPr>
         <w:t>&lt;TT_LPAREN&gt; ::=  &lt;whitespace&gt;* "("  &lt;whitespace&gt;*</w:t>
       </w:r>
@@ -4255,7 +4189,6 @@
           <w:bCs/>
           <w:sz w:val="24"/>
           <w:szCs w:val="24"/>
-          <w:lang/>
         </w:rPr>
       </w:pPr>
       <w:r>
@@ -4265,7 +4198,6 @@
           <w:bCs/>
           <w:sz w:val="24"/>
           <w:szCs w:val="24"/>
-          <w:lang/>
         </w:rPr>
         <w:t>&lt;TT_RPAREN&gt; ::=  &lt;whitespace&gt;* ")"  &lt;whitespace&gt;*</w:t>
       </w:r>
@@ -4280,7 +4212,6 @@
           <w:bCs/>
           <w:sz w:val="24"/>
           <w:szCs w:val="24"/>
-          <w:lang/>
         </w:rPr>
       </w:pPr>
       <w:r>
@@ -4290,7 +4221,6 @@
           <w:bCs/>
           <w:sz w:val="24"/>
           <w:szCs w:val="24"/>
-          <w:lang/>
         </w:rPr>
         <w:t>&lt;args&gt; ::= &lt;TT_LPAREN&gt; &lt;arg_name&gt; &lt;TT_RPAREN&gt; |  &lt;TT_LPAREN&gt; &lt;TT_RPAREN&gt;</w:t>
       </w:r>
@@ -4305,7 +4235,6 @@
           <w:bCs/>
           <w:sz w:val="24"/>
           <w:szCs w:val="24"/>
-          <w:lang/>
         </w:rPr>
       </w:pPr>
       <w:r>
@@ -4315,7 +4244,6 @@
           <w:bCs/>
           <w:sz w:val="24"/>
           <w:szCs w:val="24"/>
-          <w:lang/>
         </w:rPr>
         <w:t>&lt;arg_name&gt; ::= &lt;TT_STRING&gt; &lt;TT_COMMA&gt; &lt;TT_STRING&gt; | &lt;TT_STRING&gt;</w:t>
       </w:r>
@@ -4330,7 +4258,6 @@
           <w:bCs/>
           <w:sz w:val="24"/>
           <w:szCs w:val="24"/>
-          <w:lang/>
         </w:rPr>
       </w:pPr>
       <w:r>
@@ -4340,7 +4267,6 @@
           <w:bCs/>
           <w:sz w:val="24"/>
           <w:szCs w:val="24"/>
-          <w:lang/>
         </w:rPr>
         <w:t>&lt;TT_FUNC_SIGN&gt; ::=  &lt;whitespace&gt;* "=&gt;"  &lt;whitespace&gt;*</w:t>
       </w:r>
@@ -4355,7 +4281,6 @@
           <w:bCs/>
           <w:sz w:val="24"/>
           <w:szCs w:val="24"/>
-          <w:lang/>
         </w:rPr>
       </w:pPr>
     </w:p>
@@ -4369,7 +4294,6 @@
           <w:bCs/>
           <w:sz w:val="24"/>
           <w:szCs w:val="24"/>
-          <w:lang/>
         </w:rPr>
       </w:pPr>
       <w:r>
@@ -4379,7 +4303,6 @@
           <w:bCs/>
           <w:sz w:val="24"/>
           <w:szCs w:val="24"/>
-          <w:lang/>
         </w:rPr>
         <w:t>&lt;TT_LLAMBDA&gt; ::= &lt;whitespace&gt;* "[" &lt;whitespace&gt;*</w:t>
       </w:r>
@@ -4394,7 +4317,6 @@
           <w:bCs/>
           <w:sz w:val="24"/>
           <w:szCs w:val="24"/>
-          <w:lang/>
         </w:rPr>
       </w:pPr>
       <w:r>
@@ -4404,7 +4326,6 @@
           <w:bCs/>
           <w:sz w:val="24"/>
           <w:szCs w:val="24"/>
-          <w:lang/>
         </w:rPr>
         <w:t>&lt;TT_RLAMBDA&gt; ::= &lt;whitespace&gt;* "]" &lt;whitespace&gt;*</w:t>
       </w:r>
@@ -4419,7 +4340,6 @@
           <w:bCs/>
           <w:sz w:val="24"/>
           <w:szCs w:val="24"/>
-          <w:lang/>
         </w:rPr>
       </w:pPr>
       <w:r>
@@ -4429,7 +4349,6 @@
           <w:bCs/>
           <w:sz w:val="24"/>
           <w:szCs w:val="24"/>
-          <w:lang/>
         </w:rPr>
         <w:t>&lt;TT_LAMBDA_SIGN&gt; ::= &lt;whitespace&gt;* ":" &lt;whitespace&gt;*</w:t>
       </w:r>
@@ -4444,7 +4363,6 @@
           <w:bCs/>
           <w:sz w:val="24"/>
           <w:szCs w:val="24"/>
-          <w:lang/>
         </w:rPr>
       </w:pPr>
     </w:p>
@@ -4458,7 +4376,6 @@
           <w:bCs/>
           <w:sz w:val="24"/>
           <w:szCs w:val="24"/>
-          <w:lang/>
         </w:rPr>
       </w:pPr>
     </w:p>
@@ -4472,7 +4389,6 @@
           <w:bCs/>
           <w:sz w:val="24"/>
           <w:szCs w:val="24"/>
-          <w:lang/>
         </w:rPr>
       </w:pPr>
       <w:r>
@@ -4482,7 +4398,6 @@
           <w:bCs/>
           <w:sz w:val="24"/>
           <w:szCs w:val="24"/>
-          <w:lang/>
         </w:rPr>
         <w:t>&lt;TT_CALL_FUNC&gt; ::= &lt;whitespace&gt;* "@" &lt;whitespace&gt;*</w:t>
       </w:r>
@@ -4497,7 +4412,6 @@
           <w:bCs/>
           <w:sz w:val="24"/>
           <w:szCs w:val="24"/>
-          <w:lang/>
         </w:rPr>
       </w:pPr>
       <w:r>
@@ -4507,7 +4421,6 @@
           <w:bCs/>
           <w:sz w:val="24"/>
           <w:szCs w:val="24"/>
-          <w:lang/>
         </w:rPr>
         <w:t>&lt;TT_FUNC_LBRACKET&gt; ::= &lt;whitespace&gt;* "{" &lt;whitespace&gt;*</w:t>
       </w:r>
@@ -4522,7 +4435,6 @@
           <w:bCs/>
           <w:sz w:val="24"/>
           <w:szCs w:val="24"/>
-          <w:lang/>
         </w:rPr>
       </w:pPr>
       <w:r>
@@ -4532,7 +4444,6 @@
           <w:bCs/>
           <w:sz w:val="24"/>
           <w:szCs w:val="24"/>
-          <w:lang/>
         </w:rPr>
         <w:t>&lt;TT_FUNC_RBRACKET&gt; ::= &lt;whitespace&gt;* "}" &lt;whitespace&gt;*</w:t>
       </w:r>
@@ -4547,7 +4458,6 @@
           <w:bCs/>
           <w:sz w:val="24"/>
           <w:szCs w:val="24"/>
-          <w:lang/>
         </w:rPr>
       </w:pPr>
     </w:p>
@@ -4561,7 +4471,6 @@
           <w:bCs/>
           <w:sz w:val="24"/>
           <w:szCs w:val="24"/>
-          <w:lang/>
         </w:rPr>
       </w:pPr>
       <w:r>
@@ -4571,7 +4480,6 @@
           <w:bCs/>
           <w:sz w:val="24"/>
           <w:szCs w:val="24"/>
-          <w:lang/>
         </w:rPr>
         <w:lastRenderedPageBreak/>
         <w:t>&lt;AND_OR&gt; ::= &lt;TT_AND&gt; | &lt;TT_OR&gt;</w:t>
@@ -4587,7 +4495,6 @@
           <w:bCs/>
           <w:sz w:val="24"/>
           <w:szCs w:val="24"/>
-          <w:lang/>
         </w:rPr>
       </w:pPr>
       <w:r>
@@ -4597,7 +4504,6 @@
           <w:bCs/>
           <w:sz w:val="24"/>
           <w:szCs w:val="24"/>
-          <w:lang/>
         </w:rPr>
         <w:t>&lt;TT_AND&gt; ::= &lt;whitespace&gt;* "&amp;&amp;" &lt;whitespace&gt;*</w:t>
       </w:r>
@@ -4612,7 +4518,6 @@
           <w:bCs/>
           <w:sz w:val="24"/>
           <w:szCs w:val="24"/>
-          <w:lang/>
         </w:rPr>
       </w:pPr>
       <w:r>
@@ -4622,7 +4527,6 @@
           <w:bCs/>
           <w:sz w:val="24"/>
           <w:szCs w:val="24"/>
-          <w:lang/>
         </w:rPr>
         <w:t>&lt;TT_OR&gt; ::= &lt;whitespace&gt;* "||" &lt;whitespace&gt;*</w:t>
       </w:r>
@@ -4637,7 +4541,6 @@
           <w:bCs/>
           <w:sz w:val="24"/>
           <w:szCs w:val="24"/>
-          <w:lang/>
         </w:rPr>
       </w:pPr>
       <w:r>
@@ -4647,7 +4550,6 @@
           <w:bCs/>
           <w:sz w:val="24"/>
           <w:szCs w:val="24"/>
-          <w:lang/>
         </w:rPr>
         <w:t>&lt;TT_STRING&gt; ::= &lt;whitespace&gt;* &lt;letters&gt; &lt;whitespace&gt;*</w:t>
       </w:r>
@@ -4662,7 +4564,6 @@
           <w:bCs/>
           <w:sz w:val="24"/>
           <w:szCs w:val="24"/>
-          <w:lang/>
         </w:rPr>
       </w:pPr>
       <w:r>
@@ -4672,7 +4573,6 @@
           <w:bCs/>
           <w:sz w:val="24"/>
           <w:szCs w:val="24"/>
-          <w:lang/>
         </w:rPr>
         <w:t>&lt;letters&gt; ::= &lt;small_letter&gt; &lt;TT_STRING&gt; | &lt;large_letter&gt; &lt;TT_STRING&gt; | &lt;small_letter&gt; | &lt;large_letter&gt;</w:t>
       </w:r>
@@ -4687,7 +4587,6 @@
           <w:bCs/>
           <w:sz w:val="24"/>
           <w:szCs w:val="24"/>
-          <w:lang/>
         </w:rPr>
       </w:pPr>
       <w:r>
@@ -4697,7 +4596,6 @@
           <w:bCs/>
           <w:sz w:val="24"/>
           <w:szCs w:val="24"/>
-          <w:lang/>
         </w:rPr>
         <w:t>&lt;small_letter&gt; ::= [a-z]+</w:t>
       </w:r>
@@ -4712,7 +4610,6 @@
           <w:bCs/>
           <w:sz w:val="24"/>
           <w:szCs w:val="24"/>
-          <w:lang/>
         </w:rPr>
       </w:pPr>
       <w:r>
@@ -4722,7 +4619,6 @@
           <w:bCs/>
           <w:sz w:val="24"/>
           <w:szCs w:val="24"/>
-          <w:lang/>
         </w:rPr>
         <w:t>&lt;large_letter&gt; ::= [A-Z]+</w:t>
       </w:r>
@@ -4737,7 +4633,6 @@
           <w:bCs/>
           <w:sz w:val="24"/>
           <w:szCs w:val="24"/>
-          <w:lang/>
         </w:rPr>
       </w:pPr>
     </w:p>
@@ -4751,7 +4646,6 @@
           <w:bCs/>
           <w:sz w:val="24"/>
           <w:szCs w:val="24"/>
-          <w:lang/>
         </w:rPr>
       </w:pPr>
       <w:r>
@@ -4761,7 +4655,6 @@
           <w:bCs/>
           <w:sz w:val="24"/>
           <w:szCs w:val="24"/>
-          <w:lang/>
         </w:rPr>
         <w:t>&lt;TRUE&gt; ::= &lt;whitespace&gt;* "True" &lt;whitespace&gt;*</w:t>
       </w:r>
@@ -4776,7 +4669,6 @@
           <w:bCs/>
           <w:sz w:val="24"/>
           <w:szCs w:val="24"/>
-          <w:lang/>
         </w:rPr>
       </w:pPr>
       <w:r>
@@ -4786,7 +4678,6 @@
           <w:bCs/>
           <w:sz w:val="24"/>
           <w:szCs w:val="24"/>
-          <w:lang/>
         </w:rPr>
         <w:t>&lt;FALSE&gt; ::= &lt;whitespace&gt;* "False" &lt;whitespace&gt;*</w:t>
       </w:r>
@@ -4801,7 +4692,6 @@
           <w:bCs/>
           <w:sz w:val="24"/>
           <w:szCs w:val="24"/>
-          <w:lang/>
         </w:rPr>
       </w:pPr>
       <w:r>
@@ -4811,7 +4701,6 @@
           <w:bCs/>
           <w:sz w:val="24"/>
           <w:szCs w:val="24"/>
-          <w:lang/>
         </w:rPr>
         <w:t>&lt;bool&gt; ::= &lt;TRUE&gt; | &lt;FALSE&gt;</w:t>
       </w:r>
@@ -4826,7 +4715,6 @@
           <w:bCs/>
           <w:sz w:val="24"/>
           <w:szCs w:val="24"/>
-          <w:lang/>
         </w:rPr>
       </w:pPr>
       <w:r>
@@ -4836,7 +4724,6 @@
           <w:bCs/>
           <w:sz w:val="24"/>
           <w:szCs w:val="24"/>
-          <w:lang/>
         </w:rPr>
         <w:t>&lt;TT_COMMA&gt; ::= &lt;whitespace&gt;* "," &lt;whitespace&gt;*</w:t>
       </w:r>
@@ -4851,7 +4738,6 @@
           <w:bCs/>
           <w:sz w:val="24"/>
           <w:szCs w:val="24"/>
-          <w:lang/>
         </w:rPr>
       </w:pPr>
       <w:r>
@@ -4861,7 +4747,6 @@
           <w:bCs/>
           <w:sz w:val="24"/>
           <w:szCs w:val="24"/>
-          <w:lang/>
         </w:rPr>
         <w:t>&lt;TT_NOT&gt; ::= &lt;whitespace&gt;* "!" &lt;whitespace&gt;*</w:t>
       </w:r>
@@ -4876,7 +4761,6 @@
           <w:bCs/>
           <w:sz w:val="24"/>
           <w:szCs w:val="24"/>
-          <w:lang/>
         </w:rPr>
       </w:pPr>
       <w:r>
@@ -4886,7 +4770,6 @@
           <w:bCs/>
           <w:sz w:val="24"/>
           <w:szCs w:val="24"/>
-          <w:lang/>
         </w:rPr>
         <w:t>&lt;TT_COMMENT&gt; ::= &lt;whitespace&gt;* "#"</w:t>
       </w:r>
@@ -4901,7 +4784,6 @@
           <w:bCs/>
           <w:sz w:val="24"/>
           <w:szCs w:val="24"/>
-          <w:lang/>
         </w:rPr>
       </w:pPr>
       <w:r>
@@ -4911,7 +4793,6 @@
           <w:bCs/>
           <w:sz w:val="24"/>
           <w:szCs w:val="24"/>
-          <w:lang/>
         </w:rPr>
         <w:t>&lt;TT_PRINTED_NOTE&gt; ::= &lt;whitespace&gt;* "##"</w:t>
       </w:r>
@@ -4926,7 +4807,6 @@
           <w:bCs/>
           <w:sz w:val="24"/>
           <w:szCs w:val="24"/>
-          <w:lang/>
         </w:rPr>
       </w:pPr>
       <w:r>
@@ -4936,7 +4816,6 @@
           <w:bCs/>
           <w:sz w:val="24"/>
           <w:szCs w:val="24"/>
-          <w:lang/>
         </w:rPr>
         <w:t>&lt;TT_EXIT&gt; ::= &lt;whitespace&gt;* "EXIT" &lt;whitespace&gt;*</w:t>
       </w:r>
@@ -4951,7 +4830,6 @@
           <w:bCs/>
           <w:sz w:val="24"/>
           <w:szCs w:val="24"/>
-          <w:lang/>
         </w:rPr>
       </w:pPr>
       <w:r>
@@ -4961,7 +4839,6 @@
           <w:bCs/>
           <w:sz w:val="24"/>
           <w:szCs w:val="24"/>
-          <w:lang/>
         </w:rPr>
         <w:t>&lt;INT&gt; ::= "-" &lt;INT&gt; | &lt;number&gt; | &lt;float&gt;</w:t>
       </w:r>
@@ -4976,7 +4853,6 @@
           <w:bCs/>
           <w:sz w:val="24"/>
           <w:szCs w:val="24"/>
-          <w:lang/>
         </w:rPr>
       </w:pPr>
       <w:r>
@@ -4986,7 +4862,6 @@
           <w:bCs/>
           <w:sz w:val="24"/>
           <w:szCs w:val="24"/>
-          <w:lang/>
         </w:rPr>
         <w:t>&lt;float&gt; ::= &lt;number&gt; "." &lt;number&gt;</w:t>
       </w:r>
@@ -5010,7 +4885,6 @@
           <w:bCs/>
           <w:sz w:val="24"/>
           <w:szCs w:val="24"/>
-          <w:lang/>
         </w:rPr>
         <w:t>&lt;number&gt; ::= &lt;non_digit_zero&gt; &lt;digits&gt;*</w:t>
       </w:r>
@@ -5035,7 +4909,6 @@
           <w:bCs/>
           <w:sz w:val="24"/>
           <w:szCs w:val="24"/>
-          <w:lang/>
         </w:rPr>
       </w:pPr>
       <w:r>
@@ -5045,7 +4918,6 @@
           <w:bCs/>
           <w:sz w:val="24"/>
           <w:szCs w:val="24"/>
-          <w:lang/>
         </w:rPr>
         <w:t>&lt;digits&gt; ::= &lt;zero&gt; | &lt;non_digit_zero&gt;</w:t>
       </w:r>
@@ -5060,7 +4932,6 @@
           <w:bCs/>
           <w:sz w:val="24"/>
           <w:szCs w:val="24"/>
-          <w:lang/>
         </w:rPr>
       </w:pPr>
       <w:r>
@@ -5070,7 +4941,6 @@
           <w:bCs/>
           <w:sz w:val="24"/>
           <w:szCs w:val="24"/>
-          <w:lang/>
         </w:rPr>
         <w:t>&lt;non_digit_zero&gt; ::= [1-9]+</w:t>
       </w:r>
@@ -5085,7 +4955,6 @@
           <w:bCs/>
           <w:sz w:val="24"/>
           <w:szCs w:val="24"/>
-          <w:lang/>
         </w:rPr>
       </w:pPr>
       <w:r>
@@ -5095,7 +4964,6 @@
           <w:bCs/>
           <w:sz w:val="24"/>
           <w:szCs w:val="24"/>
-          <w:lang/>
         </w:rPr>
         <w:t>&lt;zero&gt; ::= "0"</w:t>
       </w:r>
@@ -5110,7 +4978,6 @@
           <w:bCs/>
           <w:sz w:val="24"/>
           <w:szCs w:val="24"/>
-          <w:lang/>
         </w:rPr>
       </w:pPr>
     </w:p>
@@ -5124,7 +4991,6 @@
           <w:bCs/>
           <w:sz w:val="24"/>
           <w:szCs w:val="24"/>
-          <w:lang/>
         </w:rPr>
       </w:pPr>
       <w:r>
@@ -5134,7 +5000,6 @@
           <w:bCs/>
           <w:sz w:val="24"/>
           <w:szCs w:val="24"/>
-          <w:lang/>
         </w:rPr>
         <w:t>&lt;PLUS_MINUS&gt; ::= &lt;TT_PLUS&gt; | &lt;TT_MINUS&gt;</w:t>
       </w:r>
@@ -5149,7 +5014,6 @@
           <w:bCs/>
           <w:sz w:val="24"/>
           <w:szCs w:val="24"/>
-          <w:lang/>
         </w:rPr>
       </w:pPr>
       <w:r>
@@ -5159,7 +5023,6 @@
           <w:bCs/>
           <w:sz w:val="24"/>
           <w:szCs w:val="24"/>
-          <w:lang/>
         </w:rPr>
         <w:t>&lt;TT_PLUS&gt; ::=  &lt;whitespace&gt;* "+"  &lt;whitespace&gt;*</w:t>
       </w:r>
@@ -5174,7 +5037,6 @@
           <w:bCs/>
           <w:sz w:val="24"/>
           <w:szCs w:val="24"/>
-          <w:lang/>
         </w:rPr>
       </w:pPr>
       <w:r>
@@ -5184,7 +5046,6 @@
           <w:bCs/>
           <w:sz w:val="24"/>
           <w:szCs w:val="24"/>
-          <w:lang/>
         </w:rPr>
         <w:t>&lt;TT_MINUS&gt; ::=  &lt;whitespace&gt;* "-"  &lt;whitespace&gt;*</w:t>
       </w:r>
@@ -5199,7 +5060,6 @@
           <w:bCs/>
           <w:sz w:val="24"/>
           <w:szCs w:val="24"/>
-          <w:lang/>
         </w:rPr>
       </w:pPr>
     </w:p>
@@ -5213,7 +5073,6 @@
           <w:bCs/>
           <w:sz w:val="24"/>
           <w:szCs w:val="24"/>
-          <w:lang/>
         </w:rPr>
       </w:pPr>
       <w:r>
@@ -5223,7 +5082,6 @@
           <w:bCs/>
           <w:sz w:val="24"/>
           <w:szCs w:val="24"/>
-          <w:lang/>
         </w:rPr>
         <w:t>&lt;MUL_DIV_MOD&gt; ::= &lt;TT_MUL&gt; | &lt;TT_DIV&gt; | &lt;TT_MODULO&gt;</w:t>
       </w:r>
@@ -5238,7 +5096,6 @@
           <w:bCs/>
           <w:sz w:val="24"/>
           <w:szCs w:val="24"/>
-          <w:lang/>
         </w:rPr>
       </w:pPr>
       <w:r>
@@ -5248,7 +5105,6 @@
           <w:bCs/>
           <w:sz w:val="24"/>
           <w:szCs w:val="24"/>
-          <w:lang/>
         </w:rPr>
         <w:t>&lt;TT_MUL&gt; ::=  &lt;whitespace&gt;* "*"  &lt;whitespace&gt;*</w:t>
       </w:r>
@@ -5263,7 +5119,6 @@
           <w:bCs/>
           <w:sz w:val="24"/>
           <w:szCs w:val="24"/>
-          <w:lang/>
         </w:rPr>
       </w:pPr>
       <w:r>
@@ -5273,7 +5128,6 @@
           <w:bCs/>
           <w:sz w:val="24"/>
           <w:szCs w:val="24"/>
-          <w:lang/>
         </w:rPr>
         <w:t>&lt;TT_DIV&gt; ::=  &lt;whitespace&gt;* "/"  &lt;whitespace&gt;*</w:t>
       </w:r>
@@ -5288,7 +5142,6 @@
           <w:bCs/>
           <w:sz w:val="24"/>
           <w:szCs w:val="24"/>
-          <w:lang/>
         </w:rPr>
       </w:pPr>
       <w:r>
@@ -5298,7 +5151,6 @@
           <w:bCs/>
           <w:sz w:val="24"/>
           <w:szCs w:val="24"/>
-          <w:lang/>
         </w:rPr>
         <w:lastRenderedPageBreak/>
         <w:t>&lt;TT_MODULO&gt; ::=  &lt;whitespace&gt;* "%"  &lt;whitespace&gt;*</w:t>
@@ -5314,7 +5166,6 @@
           <w:bCs/>
           <w:sz w:val="24"/>
           <w:szCs w:val="24"/>
-          <w:lang/>
         </w:rPr>
       </w:pPr>
     </w:p>
@@ -5328,7 +5179,6 @@
           <w:bCs/>
           <w:sz w:val="24"/>
           <w:szCs w:val="24"/>
-          <w:lang/>
         </w:rPr>
       </w:pPr>
       <w:r>
@@ -5338,7 +5188,6 @@
           <w:bCs/>
           <w:sz w:val="24"/>
           <w:szCs w:val="24"/>
-          <w:lang/>
         </w:rPr>
         <w:t>&lt;BOOL_OPS&gt; ::= &lt;EE&gt; | &lt;NE&gt; | &lt;GT&gt; | &lt;GTE&gt; | &lt;LT&gt; | &lt;LTE&gt;</w:t>
       </w:r>
@@ -5353,7 +5202,6 @@
           <w:bCs/>
           <w:sz w:val="24"/>
           <w:szCs w:val="24"/>
-          <w:lang/>
         </w:rPr>
       </w:pPr>
       <w:r>
@@ -5363,7 +5211,6 @@
           <w:bCs/>
           <w:sz w:val="24"/>
           <w:szCs w:val="24"/>
-          <w:lang/>
         </w:rPr>
         <w:t>&lt;EE&gt; ::= &lt;whitespace&gt;* "==" &lt;whitespace&gt;*</w:t>
       </w:r>
@@ -5378,7 +5225,6 @@
           <w:bCs/>
           <w:sz w:val="24"/>
           <w:szCs w:val="24"/>
-          <w:lang/>
         </w:rPr>
       </w:pPr>
       <w:r>
@@ -5388,7 +5234,6 @@
           <w:bCs/>
           <w:sz w:val="24"/>
           <w:szCs w:val="24"/>
-          <w:lang/>
         </w:rPr>
         <w:t>&lt;NE&gt; ::= &lt;whitespace&gt;* "!=" &lt;whitespace&gt;*</w:t>
       </w:r>
@@ -5403,7 +5248,6 @@
           <w:bCs/>
           <w:sz w:val="24"/>
           <w:szCs w:val="24"/>
-          <w:lang/>
         </w:rPr>
       </w:pPr>
       <w:r>
@@ -5413,7 +5257,6 @@
           <w:bCs/>
           <w:sz w:val="24"/>
           <w:szCs w:val="24"/>
-          <w:lang/>
         </w:rPr>
         <w:t>&lt;GT&gt; ::= &lt;whitespace&gt;* "&gt;" &lt;whitespace&gt;*</w:t>
       </w:r>
@@ -5428,7 +5271,6 @@
           <w:bCs/>
           <w:sz w:val="24"/>
           <w:szCs w:val="24"/>
-          <w:lang/>
         </w:rPr>
       </w:pPr>
       <w:r>
@@ -5438,7 +5280,6 @@
           <w:bCs/>
           <w:sz w:val="24"/>
           <w:szCs w:val="24"/>
-          <w:lang/>
         </w:rPr>
         <w:t>&lt;LT&gt; ::= &lt;whitespace&gt;* "&lt;" &lt;whitespace&gt;*</w:t>
       </w:r>
@@ -5453,7 +5294,6 @@
           <w:bCs/>
           <w:sz w:val="24"/>
           <w:szCs w:val="24"/>
-          <w:lang/>
         </w:rPr>
       </w:pPr>
       <w:r>
@@ -5463,7 +5303,6 @@
           <w:bCs/>
           <w:sz w:val="24"/>
           <w:szCs w:val="24"/>
-          <w:lang/>
         </w:rPr>
         <w:t>&lt;GTE&gt; ::= &lt;whitespace&gt;* "&gt;=" &lt;whitespace&gt;*</w:t>
       </w:r>
@@ -5478,7 +5317,6 @@
           <w:bCs/>
           <w:sz w:val="24"/>
           <w:szCs w:val="24"/>
-          <w:lang/>
         </w:rPr>
       </w:pPr>
       <w:r>
@@ -5488,7 +5326,6 @@
           <w:bCs/>
           <w:sz w:val="24"/>
           <w:szCs w:val="24"/>
-          <w:lang/>
         </w:rPr>
         <w:t>&lt;LTE&gt; ::= &lt;whitespace&gt;* "&lt;=" &lt;whitespace&gt;*</w:t>
       </w:r>
@@ -5503,7 +5340,6 @@
           <w:bCs/>
           <w:sz w:val="24"/>
           <w:szCs w:val="24"/>
-          <w:lang/>
         </w:rPr>
       </w:pPr>
     </w:p>
@@ -5524,7 +5360,6 @@
           <w:bCs/>
           <w:sz w:val="24"/>
           <w:szCs w:val="24"/>
-          <w:lang/>
         </w:rPr>
         <w:t>&lt;whitespace&gt; ::= " " | "\t"</w:t>
       </w:r>
@@ -6105,7 +5940,6 @@
           <w:noProof/>
           <w:sz w:val="24"/>
           <w:szCs w:val="24"/>
-          <w:lang/>
         </w:rPr>
         <w:drawing>
           <wp:anchor distT="0" distB="0" distL="114300" distR="114300" simplePos="0" relativeHeight="251665408" behindDoc="0" locked="0" layoutInCell="1" allowOverlap="1" wp14:anchorId="542FF1E5" wp14:editId="1E76901C">
@@ -6232,7 +6066,6 @@
         <w:spacing w:line="360" w:lineRule="auto"/>
         <w:rPr>
           <w:rFonts w:cs="David"/>
-          <w:lang/>
         </w:rPr>
       </w:pPr>
     </w:p>
@@ -11483,7 +11316,6 @@
         <w:tc>
           <w:tcPr>
             <w:tcW w:w="4281" w:type="dxa"/>
-            <w:shd w:val="clear" w:color="auto" w:fill="auto"/>
           </w:tcPr>
           <w:p>
             <w:pPr>
@@ -16359,7 +16191,6 @@
                                     <w:rPr>
                                       <w:sz w:val="28"/>
                                       <w:szCs w:val="28"/>
-                                      <w:lang/>
                                     </w:rPr>
                                   </w:pPr>
                                   <w:r>
@@ -16402,7 +16233,15 @@
                                       <w:sz w:val="28"/>
                                       <w:szCs w:val="28"/>
                                     </w:rPr>
-                                    <w:t>*5+y-2</w:t>
+                                    <w:t>*5+y-</w:t>
+                                  </w:r>
+                                  <w:proofErr w:type="gramStart"/>
+                                  <w:r>
+                                    <w:rPr>
+                                      <w:sz w:val="28"/>
+                                      <w:szCs w:val="28"/>
+                                    </w:rPr>
+                                    <w:t>2</w:t>
                                   </w:r>
                                   <w:r>
                                     <w:rPr>
@@ -16416,9 +16255,16 @@
                                     <w:rPr>
                                       <w:sz w:val="28"/>
                                       <w:szCs w:val="28"/>
-                                      <w:lang/>
                                     </w:rPr>
-                                    <w:t>(10,12)</w:t>
+                                    <w:t>(</w:t>
+                                  </w:r>
+                                  <w:proofErr w:type="gramEnd"/>
+                                  <w:r>
+                                    <w:rPr>
+                                      <w:sz w:val="28"/>
+                                      <w:szCs w:val="28"/>
+                                    </w:rPr>
+                                    <w:t>10,12)</w:t>
                                   </w:r>
                                 </w:p>
                                 <w:p>
@@ -16427,7 +16273,6 @@
                                     <w:rPr>
                                       <w:sz w:val="28"/>
                                       <w:szCs w:val="28"/>
-                                      <w:lang/>
                                     </w:rPr>
                                   </w:pPr>
                                 </w:p>
@@ -19674,7 +19519,6 @@
                                     <w:rPr>
                                       <w:sz w:val="28"/>
                                       <w:szCs w:val="28"/>
-                                      <w:lang/>
                                     </w:rPr>
                                   </w:pPr>
                                   <w:r>
@@ -19682,7 +19526,6 @@
                                       <w:color w:val="E97132" w:themeColor="accent2"/>
                                       <w:sz w:val="28"/>
                                       <w:szCs w:val="28"/>
-                                      <w:lang/>
                                     </w:rPr>
                                     <w:t>$</w:t>
                                   </w:r>
@@ -19691,7 +19534,6 @@
                                       <w:color w:val="156082" w:themeColor="accent1"/>
                                       <w:sz w:val="28"/>
                                       <w:szCs w:val="28"/>
-                                      <w:lang/>
                                     </w:rPr>
                                     <w:t>bb</w:t>
                                   </w:r>
@@ -19700,7 +19542,6 @@
                                       <w:color w:val="E97132" w:themeColor="accent2"/>
                                       <w:sz w:val="28"/>
                                       <w:szCs w:val="28"/>
-                                      <w:lang/>
                                     </w:rPr>
                                     <w:t>$</w:t>
                                   </w:r>
@@ -19708,7 +19549,6 @@
                                     <w:rPr>
                                       <w:sz w:val="28"/>
                                       <w:szCs w:val="28"/>
-                                      <w:lang/>
                                     </w:rPr>
                                     <w:t xml:space="preserve"> () =&gt; </w:t>
                                   </w:r>
@@ -19717,7 +19557,6 @@
                                       <w:color w:val="E97132" w:themeColor="accent2"/>
                                       <w:sz w:val="28"/>
                                       <w:szCs w:val="28"/>
-                                      <w:lang/>
                                     </w:rPr>
                                     <w:t>$</w:t>
                                   </w:r>
@@ -19726,7 +19565,6 @@
                                       <w:color w:val="156082" w:themeColor="accent1"/>
                                       <w:sz w:val="28"/>
                                       <w:szCs w:val="28"/>
-                                      <w:lang/>
                                     </w:rPr>
                                     <w:t>aa</w:t>
                                   </w:r>
@@ -19735,7 +19573,6 @@
                                       <w:color w:val="E97132" w:themeColor="accent2"/>
                                       <w:sz w:val="28"/>
                                       <w:szCs w:val="28"/>
-                                      <w:lang/>
                                     </w:rPr>
                                     <w:t>$</w:t>
                                   </w:r>
@@ -19743,7 +19580,6 @@
                                     <w:rPr>
                                       <w:sz w:val="28"/>
                                       <w:szCs w:val="28"/>
-                                      <w:lang/>
                                     </w:rPr>
                                     <w:t xml:space="preserve"> (x) =&gt; 1+x</w:t>
                                   </w:r>
@@ -19751,7 +19587,6 @@
                                     <w:rPr>
                                       <w:sz w:val="28"/>
                                       <w:szCs w:val="28"/>
-                                      <w:lang/>
                                     </w:rPr>
                                     <w:br/>
                                   </w:r>
@@ -19760,7 +19595,6 @@
                                       <w:color w:val="E97132" w:themeColor="accent2"/>
                                       <w:sz w:val="28"/>
                                       <w:szCs w:val="28"/>
-                                      <w:lang/>
                                     </w:rPr>
                                     <w:t>@</w:t>
                                   </w:r>
@@ -19769,7 +19603,6 @@
                                       <w:color w:val="156082" w:themeColor="accent1"/>
                                       <w:sz w:val="28"/>
                                       <w:szCs w:val="28"/>
-                                      <w:lang/>
                                     </w:rPr>
                                     <w:t>bb</w:t>
                                   </w:r>
@@ -19778,7 +19611,6 @@
                                       <w:color w:val="7030A0"/>
                                       <w:sz w:val="28"/>
                                       <w:szCs w:val="28"/>
-                                      <w:lang/>
                                     </w:rPr>
                                     <w:t>{}</w:t>
                                   </w:r>
@@ -19787,7 +19619,6 @@
                                       <w:color w:val="002060"/>
                                       <w:sz w:val="28"/>
                                       <w:szCs w:val="28"/>
-                                      <w:lang/>
                                     </w:rPr>
                                     <w:t>{2}</w:t>
                                   </w:r>
@@ -20480,7 +20311,7 @@
 </file>
 
 <file path=word/endnotes.xml><?xml version="1.0" encoding="utf-8"?>
-<w:endnotes xmlns:wpc="http://schemas.microsoft.com/office/word/2010/wordprocessingCanvas" xmlns:cx="http://schemas.microsoft.com/office/drawing/2014/chartex" xmlns:cx1="http://schemas.microsoft.com/office/drawing/2015/9/8/chartex" xmlns:cx2="http://schemas.microsoft.com/office/drawing/2015/10/21/chartex" xmlns:cx3="http://schemas.microsoft.com/office/drawing/2016/5/9/chartex" xmlns:cx4="http://schemas.microsoft.com/office/drawing/2016/5/10/chartex" xmlns:cx5="http://schemas.microsoft.com/office/drawing/2016/5/11/chartex" xmlns:cx6="http://schemas.microsoft.com/office/drawing/2016/5/12/chartex" xmlns:cx7="http://schemas.microsoft.com/office/drawing/2016/5/13/chartex" xmlns:cx8="http://schemas.microsoft.com/office/drawing/2016/5/14/chartex" xmlns:mc="http://schemas.openxmlformats.org/markup-compatibility/2006" xmlns:aink="http://schemas.microsoft.com/office/drawing/2016/ink" xmlns:am3d="http://schemas.microsoft.com/office/drawing/2017/model3d" xmlns:o="urn:schemas-microsoft-com:office:office" xmlns:oel="http://schemas.microsoft.com/office/2019/extlst" xmlns:r="http://schemas.openxmlformats.org/officeDocument/2006/relationships" xmlns:m="http://schemas.openxmlformats.org/officeDocument/2006/math" xmlns:v="urn:schemas-microsoft-com:vml" xmlns:wp14="http://schemas.microsoft.com/office/word/2010/wordprocessingDrawing" xmlns:wp="http://schemas.openxmlformats.org/drawingml/2006/wordprocessingDrawing" xmlns:w10="urn:schemas-microsoft-com:office:word" xmlns:w="http://schemas.openxmlformats.org/wordprocessingml/2006/main" xmlns:w14="http://schemas.microsoft.com/office/word/2010/wordml" xmlns:w15="http://schemas.microsoft.com/office/word/2012/wordml" xmlns:w16cex="http://schemas.microsoft.com/office/word/2018/wordml/cex" xmlns:w16cid="http://schemas.microsoft.com/office/word/2016/wordml/cid" xmlns:w16="http://schemas.microsoft.com/office/word/2018/wordml" xmlns:w16du="http://schemas.microsoft.com/office/word/2023/wordml/word16du" xmlns:w16sdtdh="http://schemas.microsoft.com/office/word/2020/wordml/sdtdatahash" xmlns:w16se="http://schemas.microsoft.com/office/word/2015/wordml/symex" xmlns:wpg="http://schemas.microsoft.com/office/word/2010/wordprocessingGroup" xmlns:wpi="http://schemas.microsoft.com/office/word/2010/wordprocessingInk" xmlns:wne="http://schemas.microsoft.com/office/word/2006/wordml" xmlns:wps="http://schemas.microsoft.com/office/word/2010/wordprocessingShape" mc:Ignorable="w14 w15 w16se w16cid w16 w16cex w16sdtdh w16du wp14">
+<w:endnotes xmlns:wpc="http://schemas.microsoft.com/office/word/2010/wordprocessingCanvas" xmlns:cx="http://schemas.microsoft.com/office/drawing/2014/chartex" xmlns:cx1="http://schemas.microsoft.com/office/drawing/2015/9/8/chartex" xmlns:cx2="http://schemas.microsoft.com/office/drawing/2015/10/21/chartex" xmlns:cx3="http://schemas.microsoft.com/office/drawing/2016/5/9/chartex" xmlns:cx4="http://schemas.microsoft.com/office/drawing/2016/5/10/chartex" xmlns:cx5="http://schemas.microsoft.com/office/drawing/2016/5/11/chartex" xmlns:cx6="http://schemas.microsoft.com/office/drawing/2016/5/12/chartex" xmlns:cx7="http://schemas.microsoft.com/office/drawing/2016/5/13/chartex" xmlns:cx8="http://schemas.microsoft.com/office/drawing/2016/5/14/chartex" xmlns:mc="http://schemas.openxmlformats.org/markup-compatibility/2006" xmlns:aink="http://schemas.microsoft.com/office/drawing/2016/ink" xmlns:am3d="http://schemas.microsoft.com/office/drawing/2017/model3d" xmlns:o="urn:schemas-microsoft-com:office:office" xmlns:oel="http://schemas.microsoft.com/office/2019/extlst" xmlns:r="http://schemas.openxmlformats.org/officeDocument/2006/relationships" xmlns:m="http://schemas.openxmlformats.org/officeDocument/2006/math" xmlns:v="urn:schemas-microsoft-com:vml" xmlns:wp14="http://schemas.microsoft.com/office/word/2010/wordprocessingDrawing" xmlns:wp="http://schemas.openxmlformats.org/drawingml/2006/wordprocessingDrawing" xmlns:w10="urn:schemas-microsoft-com:office:word" xmlns:w="http://schemas.openxmlformats.org/wordprocessingml/2006/main" xmlns:w14="http://schemas.microsoft.com/office/word/2010/wordml" xmlns:w15="http://schemas.microsoft.com/office/word/2012/wordml" xmlns:w16cex="http://schemas.microsoft.com/office/word/2018/wordml/cex" xmlns:w16cid="http://schemas.microsoft.com/office/word/2016/wordml/cid" xmlns:w16="http://schemas.microsoft.com/office/word/2018/wordml" xmlns:w16du="http://schemas.microsoft.com/office/word/2023/wordml/word16du" xmlns:w16sdtdh="http://schemas.microsoft.com/office/word/2020/wordml/sdtdatahash" xmlns:w16sdtfl="http://schemas.microsoft.com/office/word/2024/wordml/sdtformatlock" xmlns:w16se="http://schemas.microsoft.com/office/word/2015/wordml/symex" xmlns:wpg="http://schemas.microsoft.com/office/word/2010/wordprocessingGroup" xmlns:wpi="http://schemas.microsoft.com/office/word/2010/wordprocessingInk" xmlns:wne="http://schemas.microsoft.com/office/word/2006/wordml" xmlns:wps="http://schemas.microsoft.com/office/word/2010/wordprocessingShape" mc:Ignorable="w14 w15 w16se w16cid w16 w16cex w16sdtdh w16sdtfl w16du wp14">
   <w:endnote w:type="separator" w:id="-1">
     <w:p>
       <w:pPr>
@@ -20505,7 +20336,7 @@
 </file>
 
 <file path=word/footer1.xml><?xml version="1.0" encoding="utf-8"?>
-<w:ftr xmlns:wpc="http://schemas.microsoft.com/office/word/2010/wordprocessingCanvas" xmlns:cx="http://schemas.microsoft.com/office/drawing/2014/chartex" xmlns:cx1="http://schemas.microsoft.com/office/drawing/2015/9/8/chartex" xmlns:cx2="http://schemas.microsoft.com/office/drawing/2015/10/21/chartex" xmlns:cx3="http://schemas.microsoft.com/office/drawing/2016/5/9/chartex" xmlns:cx4="http://schemas.microsoft.com/office/drawing/2016/5/10/chartex" xmlns:cx5="http://schemas.microsoft.com/office/drawing/2016/5/11/chartex" xmlns:cx6="http://schemas.microsoft.com/office/drawing/2016/5/12/chartex" xmlns:cx7="http://schemas.microsoft.com/office/drawing/2016/5/13/chartex" xmlns:cx8="http://schemas.microsoft.com/office/drawing/2016/5/14/chartex" xmlns:mc="http://schemas.openxmlformats.org/markup-compatibility/2006" xmlns:aink="http://schemas.microsoft.com/office/drawing/2016/ink" xmlns:am3d="http://schemas.microsoft.com/office/drawing/2017/model3d" xmlns:o="urn:schemas-microsoft-com:office:office" xmlns:oel="http://schemas.microsoft.com/office/2019/extlst" xmlns:r="http://schemas.openxmlformats.org/officeDocument/2006/relationships" xmlns:m="http://schemas.openxmlformats.org/officeDocument/2006/math" xmlns:v="urn:schemas-microsoft-com:vml" xmlns:wp14="http://schemas.microsoft.com/office/word/2010/wordprocessingDrawing" xmlns:wp="http://schemas.openxmlformats.org/drawingml/2006/wordprocessingDrawing" xmlns:w10="urn:schemas-microsoft-com:office:word" xmlns:w="http://schemas.openxmlformats.org/wordprocessingml/2006/main" xmlns:w14="http://schemas.microsoft.com/office/word/2010/wordml" xmlns:w15="http://schemas.microsoft.com/office/word/2012/wordml" xmlns:w16cex="http://schemas.microsoft.com/office/word/2018/wordml/cex" xmlns:w16cid="http://schemas.microsoft.com/office/word/2016/wordml/cid" xmlns:w16="http://schemas.microsoft.com/office/word/2018/wordml" xmlns:w16du="http://schemas.microsoft.com/office/word/2023/wordml/word16du" xmlns:w16sdtdh="http://schemas.microsoft.com/office/word/2020/wordml/sdtdatahash" xmlns:w16se="http://schemas.microsoft.com/office/word/2015/wordml/symex" xmlns:wpg="http://schemas.microsoft.com/office/word/2010/wordprocessingGroup" xmlns:wpi="http://schemas.microsoft.com/office/word/2010/wordprocessingInk" xmlns:wne="http://schemas.microsoft.com/office/word/2006/wordml" xmlns:wps="http://schemas.microsoft.com/office/word/2010/wordprocessingShape" mc:Ignorable="w14 w15 w16se w16cid w16 w16cex w16sdtdh w16du wp14">
+<w:ftr xmlns:wpc="http://schemas.microsoft.com/office/word/2010/wordprocessingCanvas" xmlns:cx="http://schemas.microsoft.com/office/drawing/2014/chartex" xmlns:cx1="http://schemas.microsoft.com/office/drawing/2015/9/8/chartex" xmlns:cx2="http://schemas.microsoft.com/office/drawing/2015/10/21/chartex" xmlns:cx3="http://schemas.microsoft.com/office/drawing/2016/5/9/chartex" xmlns:cx4="http://schemas.microsoft.com/office/drawing/2016/5/10/chartex" xmlns:cx5="http://schemas.microsoft.com/office/drawing/2016/5/11/chartex" xmlns:cx6="http://schemas.microsoft.com/office/drawing/2016/5/12/chartex" xmlns:cx7="http://schemas.microsoft.com/office/drawing/2016/5/13/chartex" xmlns:cx8="http://schemas.microsoft.com/office/drawing/2016/5/14/chartex" xmlns:mc="http://schemas.openxmlformats.org/markup-compatibility/2006" xmlns:aink="http://schemas.microsoft.com/office/drawing/2016/ink" xmlns:am3d="http://schemas.microsoft.com/office/drawing/2017/model3d" xmlns:o="urn:schemas-microsoft-com:office:office" xmlns:oel="http://schemas.microsoft.com/office/2019/extlst" xmlns:r="http://schemas.openxmlformats.org/officeDocument/2006/relationships" xmlns:m="http://schemas.openxmlformats.org/officeDocument/2006/math" xmlns:v="urn:schemas-microsoft-com:vml" xmlns:wp14="http://schemas.microsoft.com/office/word/2010/wordprocessingDrawing" xmlns:wp="http://schemas.openxmlformats.org/drawingml/2006/wordprocessingDrawing" xmlns:w10="urn:schemas-microsoft-com:office:word" xmlns:w="http://schemas.openxmlformats.org/wordprocessingml/2006/main" xmlns:w14="http://schemas.microsoft.com/office/word/2010/wordml" xmlns:w15="http://schemas.microsoft.com/office/word/2012/wordml" xmlns:w16cex="http://schemas.microsoft.com/office/word/2018/wordml/cex" xmlns:w16cid="http://schemas.microsoft.com/office/word/2016/wordml/cid" xmlns:w16="http://schemas.microsoft.com/office/word/2018/wordml" xmlns:w16du="http://schemas.microsoft.com/office/word/2023/wordml/word16du" xmlns:w16sdtdh="http://schemas.microsoft.com/office/word/2020/wordml/sdtdatahash" xmlns:w16sdtfl="http://schemas.microsoft.com/office/word/2024/wordml/sdtformatlock" xmlns:w16se="http://schemas.microsoft.com/office/word/2015/wordml/symex" xmlns:wpg="http://schemas.microsoft.com/office/word/2010/wordprocessingGroup" xmlns:wpi="http://schemas.microsoft.com/office/word/2010/wordprocessingInk" xmlns:wne="http://schemas.microsoft.com/office/word/2006/wordml" xmlns:wps="http://schemas.microsoft.com/office/word/2010/wordprocessingShape" mc:Ignorable="w14 w15 w16se w16cid w16 w16cex w16sdtdh w16sdtfl w16du wp14">
   <w:sdt>
     <w:sdtPr>
       <w:rPr>
@@ -20561,7 +20392,7 @@
 </file>
 
 <file path=word/footnotes.xml><?xml version="1.0" encoding="utf-8"?>
-<w:footnotes xmlns:wpc="http://schemas.microsoft.com/office/word/2010/wordprocessingCanvas" xmlns:cx="http://schemas.microsoft.com/office/drawing/2014/chartex" xmlns:cx1="http://schemas.microsoft.com/office/drawing/2015/9/8/chartex" xmlns:cx2="http://schemas.microsoft.com/office/drawing/2015/10/21/chartex" xmlns:cx3="http://schemas.microsoft.com/office/drawing/2016/5/9/chartex" xmlns:cx4="http://schemas.microsoft.com/office/drawing/2016/5/10/chartex" xmlns:cx5="http://schemas.microsoft.com/office/drawing/2016/5/11/chartex" xmlns:cx6="http://schemas.microsoft.com/office/drawing/2016/5/12/chartex" xmlns:cx7="http://schemas.microsoft.com/office/drawing/2016/5/13/chartex" xmlns:cx8="http://schemas.microsoft.com/office/drawing/2016/5/14/chartex" xmlns:mc="http://schemas.openxmlformats.org/markup-compatibility/2006" xmlns:aink="http://schemas.microsoft.com/office/drawing/2016/ink" xmlns:am3d="http://schemas.microsoft.com/office/drawing/2017/model3d" xmlns:o="urn:schemas-microsoft-com:office:office" xmlns:oel="http://schemas.microsoft.com/office/2019/extlst" xmlns:r="http://schemas.openxmlformats.org/officeDocument/2006/relationships" xmlns:m="http://schemas.openxmlformats.org/officeDocument/2006/math" xmlns:v="urn:schemas-microsoft-com:vml" xmlns:wp14="http://schemas.microsoft.com/office/word/2010/wordprocessingDrawing" xmlns:wp="http://schemas.openxmlformats.org/drawingml/2006/wordprocessingDrawing" xmlns:w10="urn:schemas-microsoft-com:office:word" xmlns:w="http://schemas.openxmlformats.org/wordprocessingml/2006/main" xmlns:w14="http://schemas.microsoft.com/office/word/2010/wordml" xmlns:w15="http://schemas.microsoft.com/office/word/2012/wordml" xmlns:w16cex="http://schemas.microsoft.com/office/word/2018/wordml/cex" xmlns:w16cid="http://schemas.microsoft.com/office/word/2016/wordml/cid" xmlns:w16="http://schemas.microsoft.com/office/word/2018/wordml" xmlns:w16du="http://schemas.microsoft.com/office/word/2023/wordml/word16du" xmlns:w16sdtdh="http://schemas.microsoft.com/office/word/2020/wordml/sdtdatahash" xmlns:w16se="http://schemas.microsoft.com/office/word/2015/wordml/symex" xmlns:wpg="http://schemas.microsoft.com/office/word/2010/wordprocessingGroup" xmlns:wpi="http://schemas.microsoft.com/office/word/2010/wordprocessingInk" xmlns:wne="http://schemas.microsoft.com/office/word/2006/wordml" xmlns:wps="http://schemas.microsoft.com/office/word/2010/wordprocessingShape" mc:Ignorable="w14 w15 w16se w16cid w16 w16cex w16sdtdh w16du wp14">
+<w:footnotes xmlns:wpc="http://schemas.microsoft.com/office/word/2010/wordprocessingCanvas" xmlns:cx="http://schemas.microsoft.com/office/drawing/2014/chartex" xmlns:cx1="http://schemas.microsoft.com/office/drawing/2015/9/8/chartex" xmlns:cx2="http://schemas.microsoft.com/office/drawing/2015/10/21/chartex" xmlns:cx3="http://schemas.microsoft.com/office/drawing/2016/5/9/chartex" xmlns:cx4="http://schemas.microsoft.com/office/drawing/2016/5/10/chartex" xmlns:cx5="http://schemas.microsoft.com/office/drawing/2016/5/11/chartex" xmlns:cx6="http://schemas.microsoft.com/office/drawing/2016/5/12/chartex" xmlns:cx7="http://schemas.microsoft.com/office/drawing/2016/5/13/chartex" xmlns:cx8="http://schemas.microsoft.com/office/drawing/2016/5/14/chartex" xmlns:mc="http://schemas.openxmlformats.org/markup-compatibility/2006" xmlns:aink="http://schemas.microsoft.com/office/drawing/2016/ink" xmlns:am3d="http://schemas.microsoft.com/office/drawing/2017/model3d" xmlns:o="urn:schemas-microsoft-com:office:office" xmlns:oel="http://schemas.microsoft.com/office/2019/extlst" xmlns:r="http://schemas.openxmlformats.org/officeDocument/2006/relationships" xmlns:m="http://schemas.openxmlformats.org/officeDocument/2006/math" xmlns:v="urn:schemas-microsoft-com:vml" xmlns:wp14="http://schemas.microsoft.com/office/word/2010/wordprocessingDrawing" xmlns:wp="http://schemas.openxmlformats.org/drawingml/2006/wordprocessingDrawing" xmlns:w10="urn:schemas-microsoft-com:office:word" xmlns:w="http://schemas.openxmlformats.org/wordprocessingml/2006/main" xmlns:w14="http://schemas.microsoft.com/office/word/2010/wordml" xmlns:w15="http://schemas.microsoft.com/office/word/2012/wordml" xmlns:w16cex="http://schemas.microsoft.com/office/word/2018/wordml/cex" xmlns:w16cid="http://schemas.microsoft.com/office/word/2016/wordml/cid" xmlns:w16="http://schemas.microsoft.com/office/word/2018/wordml" xmlns:w16du="http://schemas.microsoft.com/office/word/2023/wordml/word16du" xmlns:w16sdtdh="http://schemas.microsoft.com/office/word/2020/wordml/sdtdatahash" xmlns:w16sdtfl="http://schemas.microsoft.com/office/word/2024/wordml/sdtformatlock" xmlns:w16se="http://schemas.microsoft.com/office/word/2015/wordml/symex" xmlns:wpg="http://schemas.microsoft.com/office/word/2010/wordprocessingGroup" xmlns:wpi="http://schemas.microsoft.com/office/word/2010/wordprocessingInk" xmlns:wne="http://schemas.microsoft.com/office/word/2006/wordml" xmlns:wps="http://schemas.microsoft.com/office/word/2010/wordprocessingShape" mc:Ignorable="w14 w15 w16se w16cid w16 w16cex w16sdtdh w16sdtfl w16du wp14">
   <w:footnote w:type="separator" w:id="-1">
     <w:p>
       <w:pPr>
@@ -20586,7 +20417,7 @@
 </file>
 
 <file path=word/header1.xml><?xml version="1.0" encoding="utf-8"?>
-<w:hdr xmlns:wpc="http://schemas.microsoft.com/office/word/2010/wordprocessingCanvas" xmlns:cx="http://schemas.microsoft.com/office/drawing/2014/chartex" xmlns:cx1="http://schemas.microsoft.com/office/drawing/2015/9/8/chartex" xmlns:cx2="http://schemas.microsoft.com/office/drawing/2015/10/21/chartex" xmlns:cx3="http://schemas.microsoft.com/office/drawing/2016/5/9/chartex" xmlns:cx4="http://schemas.microsoft.com/office/drawing/2016/5/10/chartex" xmlns:cx5="http://schemas.microsoft.com/office/drawing/2016/5/11/chartex" xmlns:cx6="http://schemas.microsoft.com/office/drawing/2016/5/12/chartex" xmlns:cx7="http://schemas.microsoft.com/office/drawing/2016/5/13/chartex" xmlns:cx8="http://schemas.microsoft.com/office/drawing/2016/5/14/chartex" xmlns:mc="http://schemas.openxmlformats.org/markup-compatibility/2006" xmlns:aink="http://schemas.microsoft.com/office/drawing/2016/ink" xmlns:am3d="http://schemas.microsoft.com/office/drawing/2017/model3d" xmlns:o="urn:schemas-microsoft-com:office:office" xmlns:oel="http://schemas.microsoft.com/office/2019/extlst" xmlns:r="http://schemas.openxmlformats.org/officeDocument/2006/relationships" xmlns:m="http://schemas.openxmlformats.org/officeDocument/2006/math" xmlns:v="urn:schemas-microsoft-com:vml" xmlns:wp14="http://schemas.microsoft.com/office/word/2010/wordprocessingDrawing" xmlns:wp="http://schemas.openxmlformats.org/drawingml/2006/wordprocessingDrawing" xmlns:w10="urn:schemas-microsoft-com:office:word" xmlns:w="http://schemas.openxmlformats.org/wordprocessingml/2006/main" xmlns:w14="http://schemas.microsoft.com/office/word/2010/wordml" xmlns:w15="http://schemas.microsoft.com/office/word/2012/wordml" xmlns:w16cex="http://schemas.microsoft.com/office/word/2018/wordml/cex" xmlns:w16cid="http://schemas.microsoft.com/office/word/2016/wordml/cid" xmlns:w16="http://schemas.microsoft.com/office/word/2018/wordml" xmlns:w16du="http://schemas.microsoft.com/office/word/2023/wordml/word16du" xmlns:w16sdtdh="http://schemas.microsoft.com/office/word/2020/wordml/sdtdatahash" xmlns:w16se="http://schemas.microsoft.com/office/word/2015/wordml/symex" xmlns:wpg="http://schemas.microsoft.com/office/word/2010/wordprocessingGroup" xmlns:wpi="http://schemas.microsoft.com/office/word/2010/wordprocessingInk" xmlns:wne="http://schemas.microsoft.com/office/word/2006/wordml" xmlns:wps="http://schemas.microsoft.com/office/word/2010/wordprocessingShape" mc:Ignorable="w14 w15 w16se w16cid w16 w16cex w16sdtdh w16du wp14">
+<w:hdr xmlns:wpc="http://schemas.microsoft.com/office/word/2010/wordprocessingCanvas" xmlns:cx="http://schemas.microsoft.com/office/drawing/2014/chartex" xmlns:cx1="http://schemas.microsoft.com/office/drawing/2015/9/8/chartex" xmlns:cx2="http://schemas.microsoft.com/office/drawing/2015/10/21/chartex" xmlns:cx3="http://schemas.microsoft.com/office/drawing/2016/5/9/chartex" xmlns:cx4="http://schemas.microsoft.com/office/drawing/2016/5/10/chartex" xmlns:cx5="http://schemas.microsoft.com/office/drawing/2016/5/11/chartex" xmlns:cx6="http://schemas.microsoft.com/office/drawing/2016/5/12/chartex" xmlns:cx7="http://schemas.microsoft.com/office/drawing/2016/5/13/chartex" xmlns:cx8="http://schemas.microsoft.com/office/drawing/2016/5/14/chartex" xmlns:mc="http://schemas.openxmlformats.org/markup-compatibility/2006" xmlns:aink="http://schemas.microsoft.com/office/drawing/2016/ink" xmlns:am3d="http://schemas.microsoft.com/office/drawing/2017/model3d" xmlns:o="urn:schemas-microsoft-com:office:office" xmlns:oel="http://schemas.microsoft.com/office/2019/extlst" xmlns:r="http://schemas.openxmlformats.org/officeDocument/2006/relationships" xmlns:m="http://schemas.openxmlformats.org/officeDocument/2006/math" xmlns:v="urn:schemas-microsoft-com:vml" xmlns:wp14="http://schemas.microsoft.com/office/word/2010/wordprocessingDrawing" xmlns:wp="http://schemas.openxmlformats.org/drawingml/2006/wordprocessingDrawing" xmlns:w10="urn:schemas-microsoft-com:office:word" xmlns:w="http://schemas.openxmlformats.org/wordprocessingml/2006/main" xmlns:w14="http://schemas.microsoft.com/office/word/2010/wordml" xmlns:w15="http://schemas.microsoft.com/office/word/2012/wordml" xmlns:w16cex="http://schemas.microsoft.com/office/word/2018/wordml/cex" xmlns:w16cid="http://schemas.microsoft.com/office/word/2016/wordml/cid" xmlns:w16="http://schemas.microsoft.com/office/word/2018/wordml" xmlns:w16du="http://schemas.microsoft.com/office/word/2023/wordml/word16du" xmlns:w16sdtdh="http://schemas.microsoft.com/office/word/2020/wordml/sdtdatahash" xmlns:w16sdtfl="http://schemas.microsoft.com/office/word/2024/wordml/sdtformatlock" xmlns:w16se="http://schemas.microsoft.com/office/word/2015/wordml/symex" xmlns:wpg="http://schemas.microsoft.com/office/word/2010/wordprocessingGroup" xmlns:wpi="http://schemas.microsoft.com/office/word/2010/wordprocessingInk" xmlns:wne="http://schemas.microsoft.com/office/word/2006/wordml" xmlns:wps="http://schemas.microsoft.com/office/word/2010/wordprocessingShape" mc:Ignorable="w14 w15 w16se w16cid w16 w16cex w16sdtdh w16sdtfl w16du wp14">
   <w:p>
     <w:pPr>
       <w:pStyle w:val="Header"/>
@@ -21212,7 +21043,7 @@
 </file>
 
 <file path=word/numbering.xml><?xml version="1.0" encoding="utf-8"?>
-<w:numbering xmlns:wpc="http://schemas.microsoft.com/office/word/2010/wordprocessingCanvas" xmlns:cx="http://schemas.microsoft.com/office/drawing/2014/chartex" xmlns:cx1="http://schemas.microsoft.com/office/drawing/2015/9/8/chartex" xmlns:cx2="http://schemas.microsoft.com/office/drawing/2015/10/21/chartex" xmlns:cx3="http://schemas.microsoft.com/office/drawing/2016/5/9/chartex" xmlns:cx4="http://schemas.microsoft.com/office/drawing/2016/5/10/chartex" xmlns:cx5="http://schemas.microsoft.com/office/drawing/2016/5/11/chartex" xmlns:cx6="http://schemas.microsoft.com/office/drawing/2016/5/12/chartex" xmlns:cx7="http://schemas.microsoft.com/office/drawing/2016/5/13/chartex" xmlns:cx8="http://schemas.microsoft.com/office/drawing/2016/5/14/chartex" xmlns:mc="http://schemas.openxmlformats.org/markup-compatibility/2006" xmlns:aink="http://schemas.microsoft.com/office/drawing/2016/ink" xmlns:am3d="http://schemas.microsoft.com/office/drawing/2017/model3d" xmlns:o="urn:schemas-microsoft-com:office:office" xmlns:oel="http://schemas.microsoft.com/office/2019/extlst" xmlns:r="http://schemas.openxmlformats.org/officeDocument/2006/relationships" xmlns:m="http://schemas.openxmlformats.org/officeDocument/2006/math" xmlns:v="urn:schemas-microsoft-com:vml" xmlns:wp14="http://schemas.microsoft.com/office/word/2010/wordprocessingDrawing" xmlns:wp="http://schemas.openxmlformats.org/drawingml/2006/wordprocessingDrawing" xmlns:w10="urn:schemas-microsoft-com:office:word" xmlns:w="http://schemas.openxmlformats.org/wordprocessingml/2006/main" xmlns:w14="http://schemas.microsoft.com/office/word/2010/wordml" xmlns:w15="http://schemas.microsoft.com/office/word/2012/wordml" xmlns:w16cex="http://schemas.microsoft.com/office/word/2018/wordml/cex" xmlns:w16cid="http://schemas.microsoft.com/office/word/2016/wordml/cid" xmlns:w16="http://schemas.microsoft.com/office/word/2018/wordml" xmlns:w16du="http://schemas.microsoft.com/office/word/2023/wordml/word16du" xmlns:w16sdtdh="http://schemas.microsoft.com/office/word/2020/wordml/sdtdatahash" xmlns:w16se="http://schemas.microsoft.com/office/word/2015/wordml/symex" xmlns:wpg="http://schemas.microsoft.com/office/word/2010/wordprocessingGroup" xmlns:wpi="http://schemas.microsoft.com/office/word/2010/wordprocessingInk" xmlns:wne="http://schemas.microsoft.com/office/word/2006/wordml" xmlns:wps="http://schemas.microsoft.com/office/word/2010/wordprocessingShape" mc:Ignorable="w14 w15 w16se w16cid w16 w16cex w16sdtdh w16du wp14">
+<w:numbering xmlns:wpc="http://schemas.microsoft.com/office/word/2010/wordprocessingCanvas" xmlns:cx="http://schemas.microsoft.com/office/drawing/2014/chartex" xmlns:cx1="http://schemas.microsoft.com/office/drawing/2015/9/8/chartex" xmlns:cx2="http://schemas.microsoft.com/office/drawing/2015/10/21/chartex" xmlns:cx3="http://schemas.microsoft.com/office/drawing/2016/5/9/chartex" xmlns:cx4="http://schemas.microsoft.com/office/drawing/2016/5/10/chartex" xmlns:cx5="http://schemas.microsoft.com/office/drawing/2016/5/11/chartex" xmlns:cx6="http://schemas.microsoft.com/office/drawing/2016/5/12/chartex" xmlns:cx7="http://schemas.microsoft.com/office/drawing/2016/5/13/chartex" xmlns:cx8="http://schemas.microsoft.com/office/drawing/2016/5/14/chartex" xmlns:mc="http://schemas.openxmlformats.org/markup-compatibility/2006" xmlns:aink="http://schemas.microsoft.com/office/drawing/2016/ink" xmlns:am3d="http://schemas.microsoft.com/office/drawing/2017/model3d" xmlns:o="urn:schemas-microsoft-com:office:office" xmlns:oel="http://schemas.microsoft.com/office/2019/extlst" xmlns:r="http://schemas.openxmlformats.org/officeDocument/2006/relationships" xmlns:m="http://schemas.openxmlformats.org/officeDocument/2006/math" xmlns:v="urn:schemas-microsoft-com:vml" xmlns:wp14="http://schemas.microsoft.com/office/word/2010/wordprocessingDrawing" xmlns:wp="http://schemas.openxmlformats.org/drawingml/2006/wordprocessingDrawing" xmlns:w10="urn:schemas-microsoft-com:office:word" xmlns:w="http://schemas.openxmlformats.org/wordprocessingml/2006/main" xmlns:w14="http://schemas.microsoft.com/office/word/2010/wordml" xmlns:w15="http://schemas.microsoft.com/office/word/2012/wordml" xmlns:w16cex="http://schemas.microsoft.com/office/word/2018/wordml/cex" xmlns:w16cid="http://schemas.microsoft.com/office/word/2016/wordml/cid" xmlns:w16="http://schemas.microsoft.com/office/word/2018/wordml" xmlns:w16du="http://schemas.microsoft.com/office/word/2023/wordml/word16du" xmlns:w16sdtdh="http://schemas.microsoft.com/office/word/2020/wordml/sdtdatahash" xmlns:w16sdtfl="http://schemas.microsoft.com/office/word/2024/wordml/sdtformatlock" xmlns:w16se="http://schemas.microsoft.com/office/word/2015/wordml/symex" xmlns:wpg="http://schemas.microsoft.com/office/word/2010/wordprocessingGroup" xmlns:wpi="http://schemas.microsoft.com/office/word/2010/wordprocessingInk" xmlns:wne="http://schemas.microsoft.com/office/word/2006/wordml" xmlns:wps="http://schemas.microsoft.com/office/word/2010/wordprocessingShape" mc:Ignorable="w14 w15 w16se w16cid w16 w16cex w16sdtdh w16sdtfl w16du wp14">
   <w:abstractNum w:abstractNumId="0" w15:restartNumberingAfterBreak="0">
     <w:nsid w:val="043E682C"/>
     <w:multiLevelType w:val="hybridMultilevel"/>
@@ -26588,7 +26419,7 @@
 </file>
 
 <file path=word/styles.xml><?xml version="1.0" encoding="utf-8"?>
-<w:styles xmlns:mc="http://schemas.openxmlformats.org/markup-compatibility/2006" xmlns:r="http://schemas.openxmlformats.org/officeDocument/2006/relationships" xmlns:w="http://schemas.openxmlformats.org/wordprocessingml/2006/main" xmlns:w14="http://schemas.microsoft.com/office/word/2010/wordml" xmlns:w15="http://schemas.microsoft.com/office/word/2012/wordml" xmlns:w16cex="http://schemas.microsoft.com/office/word/2018/wordml/cex" xmlns:w16cid="http://schemas.microsoft.com/office/word/2016/wordml/cid" xmlns:w16="http://schemas.microsoft.com/office/word/2018/wordml" xmlns:w16du="http://schemas.microsoft.com/office/word/2023/wordml/word16du" xmlns:w16sdtdh="http://schemas.microsoft.com/office/word/2020/wordml/sdtdatahash" xmlns:w16se="http://schemas.microsoft.com/office/word/2015/wordml/symex" mc:Ignorable="w14 w15 w16se w16cid w16 w16cex w16sdtdh w16du">
+<w:styles xmlns:mc="http://schemas.openxmlformats.org/markup-compatibility/2006" xmlns:r="http://schemas.openxmlformats.org/officeDocument/2006/relationships" xmlns:w="http://schemas.openxmlformats.org/wordprocessingml/2006/main" xmlns:w14="http://schemas.microsoft.com/office/word/2010/wordml" xmlns:w15="http://schemas.microsoft.com/office/word/2012/wordml" xmlns:w16cex="http://schemas.microsoft.com/office/word/2018/wordml/cex" xmlns:w16cid="http://schemas.microsoft.com/office/word/2016/wordml/cid" xmlns:w16="http://schemas.microsoft.com/office/word/2018/wordml" xmlns:w16du="http://schemas.microsoft.com/office/word/2023/wordml/word16du" xmlns:w16sdtdh="http://schemas.microsoft.com/office/word/2020/wordml/sdtdatahash" xmlns:w16sdtfl="http://schemas.microsoft.com/office/word/2024/wordml/sdtformatlock" xmlns:w16se="http://schemas.microsoft.com/office/word/2015/wordml/symex" mc:Ignorable="w14 w15 w16se w16cid w16 w16cex w16sdtdh w16sdtfl w16du">
   <w:docDefaults>
     <w:rPrDefault>
       <w:rPr>
